--- a/산출물/아키텍처_메모_최종.docx
+++ b/산출물/아키텍처_메모_최종.docx
@@ -315,7 +315,7 @@
               <w:br/>
               <w:t>• 빠른 응답 속도 (1초 이내)</w:t>
               <w:br/>
-              <w:t>• 저비용 (Sonnet 대비 약 1/10 수준)</w:t>
+              <w:t>• 저비용 (대댓글 생성 모델 대비 약 1/5 수준)</w:t>
             </w:r>
           </w:p>
         </w:tc>
@@ -343,7 +343,7 @@
               <w:rPr>
                 <w:sz w:val="19"/>
               </w:rPr>
-              <w:t>Claude Sonnet 4</w:t>
+              <w:t>Claude Haiku 4.5</w:t>
             </w:r>
           </w:p>
         </w:tc>
@@ -356,7 +356,9 @@
               <w:rPr>
                 <w:sz w:val="19"/>
               </w:rPr>
-              <w:t>• 한국어 생성 품질이 높고 톤 일관성 우수</w:t>
+              <w:t>• 초기 Sonnet에서 속도 최적화를 위해 Haiku로 전환 (10초→5초)</w:t>
+              <w:br/>
+              <w:t>• 한국어 생성 품질이 충분하고 톤 일관성 우수</w:t>
               <w:br/>
               <w:t>• 복잡한 프롬프트 지시(톤 가이드 + 감성 + 정책) 준수 능력</w:t>
               <w:br/>
@@ -772,7 +774,7 @@
               </w:rPr>
               <w:t>• 감성 분류: Haiku로 리뷰 감성(긍정/부정/문의/기타) 판별</w:t>
               <w:br/>
-              <w:t>• 프롬프트 엔진: 톤 프로필 + 감성 라벨 + 리뷰 원문 조합 → Sonnet 호출</w:t>
+              <w:t>• 프롬프트 엔진: 톤 프로필 + 감성 라벨 + 리뷰 원문 조합 → Haiku 4.5 호출</w:t>
             </w:r>
           </w:p>
         </w:tc>
@@ -819,7 +821,7 @@
               </w:rPr>
               <w:t>• Haiku 4.5: 감성 분류 추론</w:t>
               <w:br/>
-              <w:t>• Sonnet 4: 대댓글 후보 3개 생성</w:t>
+              <w:t>• Haiku 4.5: 대댓글 후보 3개 생성</w:t>
             </w:r>
           </w:p>
         </w:tc>
@@ -939,13 +941,12 @@
           <w:b/>
           <w:sz w:val="20"/>
         </w:rPr>
-        <w:t xml:space="preserve">Step 4. 대댓글 생성 (Sonnet 4)  </w:t>
+        <w:t>Step 4. 대댓글 생성 (Haiku 4.5)  조립된 프롬프트를 Claude Haiku 4.5에 전송하여 대댓글 후보 3개를 생성합니다.</w:t>
       </w:r>
       <w:r>
         <w:rPr>
           <w:sz w:val="20"/>
         </w:rPr>
-        <w:t>조립된 프롬프트를 Claude Sonnet에 전송하여 대댓글 후보 3개를 생성합니다.</w:t>
       </w:r>
     </w:p>
     <w:p>
@@ -1224,7 +1225,7 @@
               <w:rPr>
                 <w:sz w:val="19"/>
               </w:rPr>
-              <w:t>Sonnet 4</w:t>
+              <w:t>Haiku 4.5</w:t>
             </w:r>
           </w:p>
         </w:tc>
@@ -1252,7 +1253,7 @@
               <w:rPr>
                 <w:sz w:val="19"/>
               </w:rPr>
-              <w:t>$3.00</w:t>
+              <w:t>$1.00</w:t>
             </w:r>
           </w:p>
         </w:tc>
@@ -1265,7 +1266,7 @@
               <w:rPr>
                 <w:sz w:val="19"/>
               </w:rPr>
-              <w:t>$15.00</w:t>
+              <w:t>$5.00</w:t>
             </w:r>
           </w:p>
         </w:tc>
@@ -1297,9 +1298,9 @@
       <w:r>
         <w:t>• Haiku (감성 분류): 입력 200 tokens × $1.00/1M + 출력 50 tokens × $5.00/1M = $0.0002 + $0.00025 = 약 $0.00045</w:t>
         <w:br/>
-        <w:t>• Sonnet (대댓글 생성): 입력 500 tokens × $3.00/1M + 출력 500 tokens × $15.00/1M = $0.0015 + $0.0075 = 약 $0.009</w:t>
+        <w:t>• Haiku 4.5 (대댓글 생성): 입력 500 tokens × $1.00/1M + 출력 500 tokens × $5.00/1M = $0.0005 + $0.0025 = 약 $0.003</w:t>
         <w:br/>
-        <w:t>• 리뷰 1건 합계: 약 $0.0095 (≒ 약 13원, 환율 1,370원 기준)</w:t>
+        <w:t>• 리뷰 1건 합계: 약 $0.0035 (≒ 약 5원, 환율 1,370원 기준)</w:t>
       </w:r>
     </w:p>
     <w:p>
@@ -1447,9 +1448,9 @@
               <w:rPr>
                 <w:sz w:val="19"/>
               </w:rPr>
-              <w:t>약 $0.48</w:t>
+              <w:t>약 $0.18</w:t>
               <w:br/>
-              <w:t>(≒ 660원)</w:t>
+              <w:t>(≒ 250원)</w:t>
             </w:r>
           </w:p>
         </w:tc>
@@ -1477,9 +1478,9 @@
               <w:rPr>
                 <w:sz w:val="19"/>
               </w:rPr>
-              <w:t>약 $7.48</w:t>
+              <w:t>약 $7.18</w:t>
               <w:br/>
-              <w:t>(≒ 10,250원)</w:t>
+              <w:t>(≒ 9,840원)</w:t>
             </w:r>
           </w:p>
         </w:tc>
@@ -1520,9 +1521,9 @@
               <w:rPr>
                 <w:sz w:val="19"/>
               </w:rPr>
-              <w:t>약 $1.90</w:t>
+              <w:t>약 $0.70</w:t>
               <w:br/>
-              <w:t>(≒ 2,600원)</w:t>
+              <w:t>(≒ 960원)</w:t>
             </w:r>
           </w:p>
         </w:tc>
@@ -1548,9 +1549,9 @@
               <w:rPr>
                 <w:sz w:val="19"/>
               </w:rPr>
-              <w:t>약 $8.90</w:t>
+              <w:t>약 $7.70</w:t>
               <w:br/>
-              <w:t>(≒ 12,200원)</w:t>
+              <w:t>(≒ 10,550원)</w:t>
             </w:r>
           </w:p>
         </w:tc>
@@ -1591,9 +1592,9 @@
               <w:rPr>
                 <w:sz w:val="19"/>
               </w:rPr>
-              <w:t>약 $4.75</w:t>
+              <w:t>약 $1.75</w:t>
               <w:br/>
-              <w:t>(≒ 6,500원)</w:t>
+              <w:t>(≒ 2,400원)</w:t>
             </w:r>
           </w:p>
         </w:tc>
@@ -1619,9 +1620,9 @@
               <w:rPr>
                 <w:sz w:val="19"/>
               </w:rPr>
-              <w:t>약 $11.75</w:t>
+              <w:t>약 $8.75</w:t>
               <w:br/>
-              <w:t>(≒ 16,100원)</w:t>
+              <w:t>(≒ 11,990원)</w:t>
             </w:r>
           </w:p>
         </w:tc>
@@ -1632,11 +1633,9 @@
         <w:rPr>
           <w:b/>
         </w:rPr>
-        <w:t xml:space="preserve">※ </w:t>
+        <w:t>※ 말투 변경(재생성) 요청 시 Haiku 4.5 호출이 추가됩니다. 재생성 비율 20%를 가정하면 위 비용에 약 20%를 추가하면 됩니다. Render 호스팅은 프론트엔드와 백엔드 각각 무료 티어 또는 유료 플랜($7/월) 기준입니다.</w:t>
       </w:r>
-      <w:r>
-        <w:t>말투 변경(재생성) 요청 시 Sonnet 호출이 추가됩니다. 재생성 비율 20%를 가정하면 위 비용에 약 20%를 추가하면 됩니다. Render 호스팅은 프론트엔드와 백엔드 각각 무료 티어 또는 유료 플랜($7/월) 기준입니다.</w:t>
-      </w:r>
+      <w:r/>
     </w:p>
     <w:p>
       <w:pPr>
